--- a/manuscript/AIMScribe_Software_Architecture_Section.docx
+++ b/manuscript/AIMScribe_Software_Architecture_Section.docx
@@ -41,7 +41,7 @@
         <w:jc w:val="both"/>
       </w:pPr>
       <w:r>
-        <w:t>The interoperability layer is agnostic to the partner record system. Rather than requiring each vendor to integrate with a remote service, it is exposed as a loopback interface on the clinician's workstation, addressed by a small quantity of JavaScript within the existing EHR page. One contract is therefore implemented identically for the three partner systems in the deployment — CMED, Aalo and Amader Susastho — none of which holds cryptographic material, stores audio, exposes an endpoint, or alters its server infrastructure. The architecture admits no inbound connection from a partner system to the research backend; all traffic crossing an organisational boundary originates within the clinic.</w:t>
+        <w:t>The interoperability layer is agnostic to the partner record system. Rather than requiring each vendor to integrate with a remote service, it is exposed as a loopback interface on the clinician's workstation, addressed by a small quantity of JavaScript within the existing EHR page. One contract is therefore implemented identically for the three partner systems in the deployment — CMED, Aalo and Amader Susastho — none of which holds cryptographic material, stores audio, or alters its server infrastructure. Two channels are used, and the separation is deliberate. Control signals reach the daemon on the clinician's own machine and never leave it, because they must take effect the moment a patient is opened. Clinical data travels server to server to the research backend, so no sensitive content passes through a browser. Audio travels towards the partner system on neither channel.</w:t>
       </w:r>
     </w:p>
     <w:p>
@@ -51,7 +51,7 @@
       <w:r>
         <w:drawing>
           <wp:inline xmlns:a="http://schemas.openxmlformats.org/drawingml/2006/main" xmlns:pic="http://schemas.openxmlformats.org/drawingml/2006/picture">
-            <wp:extent cx="4937760" cy="6583680"/>
+            <wp:extent cx="4937760" cy="6390042"/>
             <wp:docPr id="1" name="Picture 1"/>
             <wp:cNvGraphicFramePr>
               <a:graphicFrameLocks noChangeAspect="1"/>
@@ -72,7 +72,7 @@
                   <pic:spPr>
                     <a:xfrm>
                       <a:off x="0" y="0"/>
-                      <a:ext cx="4937760" cy="6583680"/>
+                      <a:ext cx="4937760" cy="6390042"/>
                     </a:xfrm>
                     <a:prstGeom prst="rect"/>
                   </pic:spPr>
@@ -101,7 +101,7 @@
           <w:color w:val="222222"/>
           <w:sz w:val="20"/>
         </w:rPr>
-        <w:t xml:space="preserve"> Boundaries of the consulting-room workstation, the third-party electronic health record (EHR) node and the AIMS Lab backend. The EHR node serves the clinical page over HTTPS; that page signals the aimscribe.exe tray daemon over a loopback channel confined to the same machine. Accented pathways are encrypted and mutually authenticated, carrying sealed audio and device-authenticated control traffic. No network path exists between the EHR node and the backend.</w:t>
+        <w:t xml:space="preserve"> Boundaries of the consulting-room workstation, the third-party electronic health record (EHR) node and the AIMS Lab backend. The EHR node serves the clinical page over HTTPS. That page signals the aimscribe.exe tray daemon over a loopback channel confined to the same machine (Channel A), while clinical data reaches the backend server to server (Channel B). Accented pathways are encrypted and mutually authenticated. Audio travels only from the workstation to the backend, and never towards the EHR node.</w:t>
       </w:r>
     </w:p>
     <w:p>
@@ -251,7 +251,7 @@
         <w:jc w:val="both"/>
       </w:pPr>
       <w:r>
-        <w:t>Access to the acquisition path is constrained by hardware-anchored authentication. Each workstation is commissioned once by an administrator, using a single-use activation credential exchanged for a device identity and an asymmetric key pair generated on, and never leaving, that machine; the backend retains the credential only as a cryptographic digest. Binding is between workstation and research backend, and is therefore independent of the partner record system.</w:t>
+        <w:t>Access to the acquisition path is constrained by hardware-anchored authentication. Each workstation is commissioned once by an administrator, using a single-use activation credential. That credential is exchanged for a device identity and an asymmetric key pair generated on, and never leaving, that machine. The backend retains the credential only as a cryptographic digest. Binding is between workstation and research backend, and is therefore independent of the partner record system.</w:t>
       </w:r>
     </w:p>
     <w:p>

--- a/manuscript/AIMScribe_Software_Architecture_Section.docx
+++ b/manuscript/AIMScribe_Software_Architecture_Section.docx
@@ -193,7 +193,7 @@
           <w:color w:val="222222"/>
           <w:sz w:val="20"/>
         </w:rPr>
-        <w:t xml:space="preserve"> Selection of patient details dispatches a trigger to the local daemon. Acquisition begins immediately while authorisation is validated by the backend in parallel, so that network latency cannot displace the opening of the encounter. Segments are sealed, uploaded and verified by server-side re-hashing throughout. Local material is released for deletion only against a purge receipt confirming that a verified archival copy exists.</w:t>
+        <w:t xml:space="preserve"> Opening a patient sends two messages at once: a trigger to the local daemon (1a) and a corroborating notice from the EHR server to the backend (1b). Acquisition begins immediately, and the backend authorises the recording only if the daemon's request matches the notice exactly. Segments are sealed, uploaded and verified by server-side re-hashing throughout. Local material is deleted as soon as a purge receipt confirms that a verified copy exists.</w:t>
       </w:r>
     </w:p>
     <w:p>
@@ -209,7 +209,7 @@
         <w:jc w:val="both"/>
       </w:pPr>
       <w:r>
-        <w:t>Connectivity across the study sites is intermittent, and the acquisition path was therefore made offline-first rather than offline-tolerant. Each sealed segment is encrypted under AES-256-GCM and committed to a local spool before transmission is attempted. Every state transition is appended to a synchronously flushed journal, so that abrupt power loss cannot render a partial segment indistinguishable from a complete one. The spool is provisioned at 40 GB — approximately 135 recorded hours, or three weeks of a room's activity without connectivity. Synchronisation is opportunistic: when bandwidth returns, queued segments are transmitted in chain order by a background loop decoupled from acquisition, so that drainage of an accumulated backlog does not perturb the consultation in progress.</w:t>
+        <w:t>Connectivity across the study sites is intermittent, and the acquisition path was therefore made offline-first rather than offline-tolerant. Each sealed segment is encrypted under AES-256-GCM and committed to a local buffer before transmission is attempted. Every state transition is appended to a synchronously flushed journal, so that abrupt power loss cannot render a partial segment indistinguishable from a complete one. The buffer is sized for interruptions of minutes rather than days, and nothing is retained on the workstation once the server confirms a verified copy. Synchronisation is opportunistic: when bandwidth returns, queued segments are transmitted in chain order by a background loop decoupled from acquisition, so that drainage of an accumulated backlog does not perturb the consultation in progress.</w:t>
       </w:r>
     </w:p>
     <w:p>
@@ -259,7 +259,7 @@
         <w:jc w:val="both"/>
       </w:pPr>
       <w:r>
-        <w:t>Registration establishes that a machine may record at all; a separate authorisation — short-lived, single-use, issued per encounter and verified against a pinned public key — establishes that a particular request is legitimate. The two controls are deliberately distinct: an enrolled workstation without the second would record for any page loaded in the clinician's browser. Compromise of EHR access alone therefore confers no capability to initiate or intercept acquisition.</w:t>
+        <w:t>Registration establishes that a machine may record at all; a separate authorisation — short-lived, single-use, issued per encounter and verified against a pinned public key — establishes that a particular request is legitimate. The two controls are deliberately distinct: an enrolled workstation without the second would record for any page loaded in the clinician's browser.</w:t>
       </w:r>
     </w:p>
     <w:p>
@@ -267,7 +267,15 @@
         <w:jc w:val="both"/>
       </w:pPr>
       <w:r>
-        <w:t>Integrity is maintained end-to-end by a per-session hash chain. Each entry — session opening, every segment, every interruption, and closure — embeds the digest of its predecessor and is signed by the device key, rendering deletion, reordering and substitution detectable. Segments are verified on arrival by re-reading the stored object and recomputing its digest server-side. Local material is released for deletion only against a signed purge receipt attesting that a verified archival copy exists; any discrepancy quarantines the session, withholds the receipt and preserves both copies. A continuous chain of custody is thereby maintained from acquisition to archive, under which tampering, silent truncation and corruption at rest are detectable rather than merely improbable.</w:t>
+        <w:t>Authorisation is in turn conditioned on corroboration from the record system. When a patient is opened, the EHR server sends the same encounter identifiers — patient, clinician, facility, date and start time — directly to the research backend, while the page signals the daemon. A request to record is authorised only if it matches such a notice exactly. The start time is generated once by the EHR server and carried in both messages, so the match is unaffected by clock drift between workstation and servers. A page running on the workstation can reach the daemon but cannot cause the EHR server to issue a notice, so a spurious trigger is never admitted to the corpus. Corroboration does not gate acquisition: a recording whose notice is late continues, is held back as unconfirmed, and is admitted when the notice arrives or discarded after 24 hours. The same match links each recording to its structured clinical record from the moment acquisition begins.</w:t>
+      </w:r>
+    </w:p>
+    <w:p>
+      <w:pPr>
+        <w:jc w:val="both"/>
+      </w:pPr>
+      <w:r>
+        <w:t>Integrity is maintained end-to-end by a per-session hash chain. Each entry — session opening, every segment, every interruption, and closure — embeds the digest of its predecessor and is signed by the device key, rendering deletion, reordering and substitution detectable. Segments are verified on arrival by re-reading the stored object and recomputing its digest server-side. Local material is deleted as soon as a signed receipt attests that a verified server-side copy exists. A segment that fails verification is still delivered, to a quarantine area outside the evidence archive, so that no recording is left on the workstation or lost from the corpus. A continuous chain of custody is thereby maintained from acquisition to archive, under which tampering, silent truncation and corruption at rest are detectable rather than merely improbable.</w:t>
       </w:r>
     </w:p>
     <w:sectPr>
